--- a/business/operations/01-marketing-automation.docx
+++ b/business/operations/01-marketing-automation.docx
@@ -589,7 +589,7 @@
                 <w:color w:val="111111"/>
                 <w:sz w:val="18"/>
               </w:rPr>
-              <w:t>eyu.eyu0806@gmail.com</w:t>
+              <w:t>yue.sadamatsu@gmail.com</w:t>
             </w:r>
           </w:p>
         </w:tc>
